--- a/docs/Project Brief.docx
+++ b/docs/Project Brief.docx
@@ -4011,7 +4011,7 @@
                 <w:noProof/>
               </w:rPr>
               <w:drawing>
-                <wp:inline distT="0" distB="0" distL="0" distR="0" wp14:anchorId="479A0474" wp14:editId="600FEF8B">
+                <wp:inline distT="0" distB="0" distL="0" distR="0" wp14:anchorId="479A0474" wp14:editId="140F844D">
                   <wp:extent cx="1104900" cy="1097786"/>
                   <wp:effectExtent l="0" t="0" r="0" b="7620"/>
                   <wp:docPr id="38" name="Picture 38"/>
@@ -4150,7 +4150,7 @@
         </w:rPr>
         <w:lastRenderedPageBreak/>
         <w:drawing>
-          <wp:anchor distT="0" distB="0" distL="114300" distR="114300" simplePos="0" relativeHeight="251658240" behindDoc="0" locked="0" layoutInCell="1" allowOverlap="1" wp14:anchorId="7BF48D38" wp14:editId="4A4F522A">
+          <wp:anchor distT="0" distB="0" distL="114300" distR="114300" simplePos="0" relativeHeight="251658240" behindDoc="0" locked="0" layoutInCell="1" allowOverlap="1" wp14:anchorId="7BF48D38" wp14:editId="6A2E7A1C">
             <wp:simplePos x="0" y="0"/>
             <wp:positionH relativeFrom="page">
               <wp:align>right</wp:align>
@@ -5358,7 +5358,6 @@
       <w:pBdr>
         <w:bottom w:val="single" w:sz="4" w:space="1" w:color="auto"/>
       </w:pBdr>
-      <w:jc w:val="right"/>
       <w:rPr>
         <w:sz w:val="20"/>
         <w:szCs w:val="20"/>
@@ -5496,60 +5495,6 @@
           </w:pict>
         </mc:Fallback>
       </mc:AlternateContent>
-    </w:r>
-    <w:r>
-      <w:rPr>
-        <w:rFonts w:eastAsiaTheme="minorEastAsia"/>
-        <w:sz w:val="20"/>
-        <w:szCs w:val="20"/>
-        <w:lang w:eastAsia="zh-CN"/>
-      </w:rPr>
-      <w:t>Digital Biz</w:t>
-    </w:r>
-    <w:r>
-      <w:rPr>
-        <w:rFonts w:eastAsia="Times New Roman"/>
-        <w:sz w:val="20"/>
-        <w:szCs w:val="20"/>
-      </w:rPr>
-      <w:t xml:space="preserve"> </w:t>
-    </w:r>
-    <w:r>
-      <w:rPr>
-        <w:rFonts w:eastAsiaTheme="minorEastAsia"/>
-        <w:sz w:val="20"/>
-        <w:szCs w:val="20"/>
-        <w:lang w:eastAsia="zh-CN"/>
-      </w:rPr>
-      <w:t>Solutions</w:t>
-    </w:r>
-    <w:r>
-      <w:rPr>
-        <w:sz w:val="20"/>
-        <w:szCs w:val="20"/>
-      </w:rPr>
-      <w:t xml:space="preserve"> </w:t>
-    </w:r>
-    <w:r>
-      <w:rPr>
-        <w:sz w:val="20"/>
-        <w:szCs w:val="20"/>
-      </w:rPr>
-      <w:t>Individual</w:t>
-    </w:r>
-    <w:r>
-      <w:rPr>
-        <w:sz w:val="20"/>
-        <w:szCs w:val="20"/>
-      </w:rPr>
-      <w:t xml:space="preserve"> </w:t>
-    </w:r>
-    <w:r>
-      <w:rPr>
-        <w:sz w:val="20"/>
-        <w:szCs w:val="20"/>
-      </w:rPr>
-      <w:t>Project</w:t>
     </w:r>
     <w:r>
       <w:rPr>
